--- a/docs/source/programs/ekf_estimation/architecture.docx
+++ b/docs/source/programs/ekf_estimation/architecture.docx
@@ -15,7 +15,7 @@
             <w:drawing>
               <wp:inline distT="0" distB="0" distL="0" distR="0">
                 <wp:extent cx="5274310" cy="4895851"/>
-                <wp:effectExtent l="0" t="0" r="0" b="0"/>
+                <wp:effectExtent l="0" t="0" r="2540" b="0"/>
                 <wp:docPr id="1" name="בד ציור 1"/>
                 <wp:cNvGraphicFramePr>
                   <a:graphicFrameLocks xmlns:a="http://schemas.openxmlformats.org/drawingml/2006/main" noChangeAspect="1"/>
@@ -23,7 +23,11 @@
                 <a:graphic xmlns:a="http://schemas.openxmlformats.org/drawingml/2006/main">
                   <a:graphicData uri="http://schemas.microsoft.com/office/word/2010/wordprocessingCanvas">
                     <wpc:wpc>
-                      <wpc:bg/>
+                      <wpc:bg>
+                        <a:solidFill>
+                          <a:schemeClr val="bg1"/>
+                        </a:solidFill>
+                      </wpc:bg>
                       <wpc:whole/>
                       <wpg:wgp>
                         <wpg:cNvPr id="38" name="קבוצה 38"/>
@@ -1018,15 +1022,7 @@
                                   </m:r>
                                 </m:oMath>
                                 <w:r>
-                                  <w:t xml:space="preserve"> (measureme</w:t>
-                                </w:r>
-                                <w:proofErr w:type="spellStart"/>
-                                <w:r>
-                                  <w:t>nts</w:t>
-                                </w:r>
-                                <w:proofErr w:type="spellEnd"/>
-                                <w:r>
-                                  <w:t>)</w:t>
+                                  <w:t xml:space="preserve"> (measurements)</w:t>
                                 </w:r>
                               </w:p>
                             </w:txbxContent>
@@ -1128,25 +1124,7 @@
                                     <w:sz w:val="22"/>
                                     <w:szCs w:val="22"/>
                                   </w:rPr>
-                                  <w:t xml:space="preserve"> (r</w:t>
-                                </w:r>
-                                <w:proofErr w:type="spellStart"/>
-                                <w:r>
-                                  <w:rPr>
-                                    <w:rFonts w:eastAsia="Times New Roman"/>
-                                    <w:sz w:val="22"/>
-                                    <w:szCs w:val="22"/>
-                                  </w:rPr>
-                                  <w:t>otor</w:t>
-                                </w:r>
-                                <w:proofErr w:type="spellEnd"/>
-                                <w:r>
-                                  <w:rPr>
-                                    <w:rFonts w:eastAsia="Times New Roman"/>
-                                    <w:sz w:val="22"/>
-                                    <w:szCs w:val="22"/>
-                                  </w:rPr>
-                                  <w:t xml:space="preserve"> speeds)</w:t>
+                                  <w:t xml:space="preserve"> (rotor speeds)</w:t>
                                 </w:r>
                               </w:p>
                             </w:txbxContent>
@@ -1533,7 +1511,7 @@
           </mc:Choice>
           <mc:Fallback>
             <w:pict>
-              <v:group id="בד ציור 1" o:spid="_x0000_s1026" editas="canvas" style="width:415.3pt;height:385.5pt;mso-position-horizontal-relative:char;mso-position-vertical-relative:line" coordsize="52743,48958" o:gfxdata="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">
+              <v:group id="בד ציור 1" o:spid="_x0000_s1026" editas="canvas" style="width:415.3pt;height:385.5pt;mso-position-horizontal-relative:char;mso-position-vertical-relative:line" coordsize="52743,48958" o:gfxdata="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">
                 <v:shapetype id="_x0000_t75" coordsize="21600,21600" o:spt="75" o:preferrelative="t" path="m@4@5l@4@11@9@11@9@5xe" filled="f" stroked="f">
                   <v:stroke joinstyle="miter"/>
                   <v:formulas>
@@ -1553,7 +1531,7 @@
                   <v:path o:extrusionok="f" gradientshapeok="t" o:connecttype="rect"/>
                   <o:lock v:ext="edit" aspectratio="t"/>
                 </v:shapetype>
-                <v:shape id="_x0000_s1027" type="#_x0000_t75" style="position:absolute;width:52743;height:48958;visibility:visible;mso-wrap-style:square">
+                <v:shape id="_x0000_s1027" type="#_x0000_t75" style="position:absolute;width:52743;height:48958;visibility:visible;mso-wrap-style:square" filled="t" fillcolor="white [3212]">
                   <v:fill o:detectmouseclick="t"/>
                   <v:path o:connecttype="none"/>
                 </v:shape>
@@ -1926,15 +1904,7 @@
                             </m:r>
                           </m:oMath>
                           <w:r>
-                            <w:t xml:space="preserve"> (measureme</w:t>
-                          </w:r>
-                          <w:proofErr w:type="spellStart"/>
-                          <w:r>
-                            <w:t>nts</w:t>
-                          </w:r>
-                          <w:proofErr w:type="spellEnd"/>
-                          <w:r>
-                            <w:t>)</w:t>
+                            <w:t xml:space="preserve"> (measurements)</w:t>
                           </w:r>
                         </w:p>
                       </w:txbxContent>
@@ -1994,25 +1964,7 @@
                               <w:sz w:val="22"/>
                               <w:szCs w:val="22"/>
                             </w:rPr>
-                            <w:t xml:space="preserve"> (r</w:t>
-                          </w:r>
-                          <w:proofErr w:type="spellStart"/>
-                          <w:r>
-                            <w:rPr>
-                              <w:rFonts w:eastAsia="Times New Roman"/>
-                              <w:sz w:val="22"/>
-                              <w:szCs w:val="22"/>
-                            </w:rPr>
-                            <w:t>otor</w:t>
-                          </w:r>
-                          <w:proofErr w:type="spellEnd"/>
-                          <w:r>
-                            <w:rPr>
-                              <w:rFonts w:eastAsia="Times New Roman"/>
-                              <w:sz w:val="22"/>
-                              <w:szCs w:val="22"/>
-                            </w:rPr>
-                            <w:t xml:space="preserve"> speeds)</w:t>
+                            <w:t xml:space="preserve"> (rotor speeds)</w:t>
                           </w:r>
                         </w:p>
                       </w:txbxContent>
@@ -2274,14 +2226,33 @@
       <w:pPr>
         <w:bidi w:val="0"/>
       </w:pPr>
+    </w:p>
+    <w:p>
+      <w:pPr>
+        <w:bidi w:val="0"/>
+      </w:pPr>
+    </w:p>
+    <w:p>
+      <w:pPr>
+        <w:bidi w:val="0"/>
+      </w:pPr>
+    </w:p>
+    <w:p>
+      <w:pPr>
+        <w:bidi w:val="0"/>
+      </w:pPr>
+    </w:p>
+    <w:p>
+      <w:pPr>
+        <w:bidi w:val="0"/>
+      </w:pPr>
       <w:bookmarkStart w:id="0" w:name="_GoBack"/>
       <w:r>
-        <w:lastRenderedPageBreak/>
         <w:drawing>
           <wp:inline distT="0" distB="0" distL="0" distR="0">
             <wp:extent cx="5274310" cy="5007738"/>
-            <wp:effectExtent l="0" t="0" r="0" b="0"/>
-            <wp:docPr id="39" name="תמונה 39"/>
+            <wp:effectExtent l="0" t="0" r="2540" b="0"/>
+            <wp:docPr id="4" name="תמונה 4"/>
             <wp:cNvGraphicFramePr>
               <a:graphicFrameLocks xmlns:a="http://schemas.openxmlformats.org/drawingml/2006/main" noChangeAspect="1"/>
             </wp:cNvGraphicFramePr>
@@ -2289,7 +2260,7 @@
               <a:graphicData uri="http://schemas.openxmlformats.org/drawingml/2006/picture">
                 <pic:pic xmlns:pic="http://schemas.openxmlformats.org/drawingml/2006/picture">
                   <pic:nvPicPr>
-                    <pic:cNvPr id="0" name="Picture 3"/>
+                    <pic:cNvPr id="0" name="Picture 1"/>
                     <pic:cNvPicPr>
                       <a:picLocks noChangeAspect="1" noChangeArrowheads="1"/>
                     </pic:cNvPicPr>
@@ -2327,26 +2298,6 @@
         </w:drawing>
       </w:r>
       <w:bookmarkEnd w:id="0"/>
-    </w:p>
-    <w:p>
-      <w:pPr>
-        <w:bidi w:val="0"/>
-      </w:pPr>
-    </w:p>
-    <w:p>
-      <w:pPr>
-        <w:bidi w:val="0"/>
-      </w:pPr>
-    </w:p>
-    <w:p>
-      <w:pPr>
-        <w:bidi w:val="0"/>
-      </w:pPr>
-    </w:p>
-    <w:p>
-      <w:pPr>
-        <w:bidi w:val="0"/>
-      </w:pPr>
     </w:p>
     <w:p>
       <w:pPr>

--- a/docs/source/programs/ekf_estimation/architecture.docx
+++ b/docs/source/programs/ekf_estimation/architecture.docx
@@ -1,6 +1,6 @@
 
 <file path=word/document.xml><?xml version="1.0" encoding="utf-8"?>
-<w:document xmlns:wpc="http://schemas.microsoft.com/office/word/2010/wordprocessingCanvas" xmlns:cx="http://schemas.microsoft.com/office/drawing/2014/chartex" xmlns:mc="http://schemas.openxmlformats.org/markup-compatibility/2006" xmlns:o="urn:schemas-microsoft-com:office:office" xmlns:r="http://schemas.openxmlformats.org/officeDocument/2006/relationships" xmlns:m="http://schemas.openxmlformats.org/officeDocument/2006/math" xmlns:v="urn:schemas-microsoft-com:vml" xmlns:wp14="http://schemas.microsoft.com/office/word/2010/wordprocessingDrawing" xmlns:wp="http://schemas.openxmlformats.org/drawingml/2006/wordprocessingDrawing" xmlns:w10="urn:schemas-microsoft-com:office:word" xmlns:w="http://schemas.openxmlformats.org/wordprocessingml/2006/main" xmlns:w14="http://schemas.microsoft.com/office/word/2010/wordml" xmlns:w15="http://schemas.microsoft.com/office/word/2012/wordml" xmlns:w16se="http://schemas.microsoft.com/office/word/2015/wordml/symex" xmlns:wpg="http://schemas.microsoft.com/office/word/2010/wordprocessingGroup" xmlns:wpi="http://schemas.microsoft.com/office/word/2010/wordprocessingInk" xmlns:wne="http://schemas.microsoft.com/office/word/2006/wordml" xmlns:wps="http://schemas.microsoft.com/office/word/2010/wordprocessingShape" mc:Ignorable="w14 w15 w16se wp14">
+<w:document xmlns:wpc="http://schemas.microsoft.com/office/word/2010/wordprocessingCanvas" xmlns:cx="http://schemas.microsoft.com/office/drawing/2014/chartex" xmlns:cx1="http://schemas.microsoft.com/office/drawing/2015/9/8/chartex" xmlns:cx2="http://schemas.microsoft.com/office/drawing/2015/10/21/chartex" xmlns:cx3="http://schemas.microsoft.com/office/drawing/2016/5/9/chartex" xmlns:cx4="http://schemas.microsoft.com/office/drawing/2016/5/10/chartex" xmlns:cx5="http://schemas.microsoft.com/office/drawing/2016/5/11/chartex" xmlns:cx6="http://schemas.microsoft.com/office/drawing/2016/5/12/chartex" xmlns:cx7="http://schemas.microsoft.com/office/drawing/2016/5/13/chartex" xmlns:cx8="http://schemas.microsoft.com/office/drawing/2016/5/14/chartex" xmlns:mc="http://schemas.openxmlformats.org/markup-compatibility/2006" xmlns:aink="http://schemas.microsoft.com/office/drawing/2016/ink" xmlns:am3d="http://schemas.microsoft.com/office/drawing/2017/model3d" xmlns:o="urn:schemas-microsoft-com:office:office" xmlns:oel="http://schemas.microsoft.com/office/2019/extlst" xmlns:r="http://schemas.openxmlformats.org/officeDocument/2006/relationships" xmlns:m="http://schemas.openxmlformats.org/officeDocument/2006/math" xmlns:v="urn:schemas-microsoft-com:vml" xmlns:wp14="http://schemas.microsoft.com/office/word/2010/wordprocessingDrawing" xmlns:wp="http://schemas.openxmlformats.org/drawingml/2006/wordprocessingDrawing" xmlns:w10="urn:schemas-microsoft-com:office:word" xmlns:w="http://schemas.openxmlformats.org/wordprocessingml/2006/main" xmlns:w14="http://schemas.microsoft.com/office/word/2010/wordml" xmlns:w15="http://schemas.microsoft.com/office/word/2012/wordml" xmlns:w16cex="http://schemas.microsoft.com/office/word/2018/wordml/cex" xmlns:w16cid="http://schemas.microsoft.com/office/word/2016/wordml/cid" xmlns:w16="http://schemas.microsoft.com/office/word/2018/wordml" xmlns:w16du="http://schemas.microsoft.com/office/word/2023/wordml/word16du" xmlns:w16sdtdh="http://schemas.microsoft.com/office/word/2020/wordml/sdtdatahash" xmlns:w16sdtfl="http://schemas.microsoft.com/office/word/2024/wordml/sdtformatlock" xmlns:w16se="http://schemas.microsoft.com/office/word/2015/wordml/symex" xmlns:wpg="http://schemas.microsoft.com/office/word/2010/wordprocessingGroup" xmlns:wpi="http://schemas.microsoft.com/office/word/2010/wordprocessingInk" xmlns:wne="http://schemas.microsoft.com/office/word/2006/wordml" xmlns:wps="http://schemas.microsoft.com/office/word/2010/wordprocessingShape" mc:Ignorable="w14 w15 w16se w16cid w16 w16cex w16sdtdh w16sdtfl w16du wp14">
   <w:body>
     <w:p>
       <w:pPr>
@@ -13,7 +13,7 @@
         <mc:AlternateContent>
           <mc:Choice Requires="wpc">
             <w:drawing>
-              <wp:inline distT="0" distB="0" distL="0" distR="0">
+              <wp:inline distT="0" distB="0" distL="0" distR="0" wp14:anchorId="2F095346" wp14:editId="3198C2E3">
                 <wp:extent cx="5274310" cy="4895851"/>
                 <wp:effectExtent l="0" t="0" r="2540" b="0"/>
                 <wp:docPr id="1" name="בד ציור 1"/>
@@ -30,14 +30,14 @@
                       </wpc:bg>
                       <wpc:whole/>
                       <wpg:wgp>
-                        <wpg:cNvPr id="38" name="קבוצה 38"/>
+                        <wpg:cNvPr id="1009961350" name="Group 1009961350"/>
                         <wpg:cNvGrpSpPr/>
                         <wpg:grpSpPr>
                           <a:xfrm>
                             <a:off x="400831" y="126988"/>
-                            <a:ext cx="4485494" cy="4625987"/>
-                            <a:chOff x="143656" y="155743"/>
-                            <a:chExt cx="4485494" cy="4625987"/>
+                            <a:ext cx="4460589" cy="4625987"/>
+                            <a:chOff x="400831" y="126988"/>
+                            <a:chExt cx="4460589" cy="4625987"/>
                           </a:xfrm>
                         </wpg:grpSpPr>
                         <wps:wsp>
@@ -45,8 +45,8 @@
                           <wps:cNvSpPr/>
                           <wps:spPr>
                             <a:xfrm>
-                              <a:off x="468805" y="1409587"/>
-                              <a:ext cx="1788620" cy="1904730"/>
+                              <a:off x="725980" y="1492211"/>
+                              <a:ext cx="1788620" cy="1559528"/>
                             </a:xfrm>
                             <a:prstGeom prst="roundRect">
                               <a:avLst/>
@@ -105,7 +105,7 @@
                           <wps:cNvSpPr/>
                           <wps:spPr>
                             <a:xfrm>
-                              <a:off x="2637941" y="155743"/>
+                              <a:off x="2895116" y="126988"/>
                               <a:ext cx="1069970" cy="445497"/>
                             </a:xfrm>
                             <a:prstGeom prst="roundRect">
@@ -166,7 +166,7 @@
                           <wps:cNvSpPr/>
                           <wps:spPr>
                             <a:xfrm>
-                              <a:off x="2637941" y="1585065"/>
+                              <a:off x="2895116" y="1556310"/>
                               <a:ext cx="1069340" cy="445135"/>
                             </a:xfrm>
                             <a:prstGeom prst="roundRect">
@@ -207,7 +207,13 @@
                                   <w:rPr>
                                     <w:color w:val="000000"/>
                                   </w:rPr>
-                                  <w:t>PID controller</w:t>
+                                  <w:t xml:space="preserve">cascade </w:t>
+                                </w:r>
+                                <w:r>
+                                  <w:rPr>
+                                    <w:color w:val="000000"/>
+                                  </w:rPr>
+                                  <w:t xml:space="preserve">PID </w:t>
                                 </w:r>
                               </w:p>
                             </w:txbxContent>
@@ -224,7 +230,7 @@
                           <wps:cNvSpPr/>
                           <wps:spPr>
                             <a:xfrm>
-                              <a:off x="2638571" y="2685072"/>
+                              <a:off x="2895746" y="2656317"/>
                               <a:ext cx="1069340" cy="443865"/>
                             </a:xfrm>
                             <a:prstGeom prst="roundRect">
@@ -283,7 +289,7 @@
                           <wps:cNvSpPr/>
                           <wps:spPr>
                             <a:xfrm>
-                              <a:off x="2638571" y="3685018"/>
+                              <a:off x="2895746" y="3656263"/>
                               <a:ext cx="1069340" cy="443230"/>
                             </a:xfrm>
                             <a:prstGeom prst="roundRect">
@@ -342,7 +348,7 @@
                           <wps:cNvSpPr/>
                           <wps:spPr>
                             <a:xfrm>
-                              <a:off x="421180" y="3646572"/>
+                              <a:off x="678355" y="3617817"/>
                               <a:ext cx="1069340" cy="443230"/>
                             </a:xfrm>
                             <a:prstGeom prst="roundRect">
@@ -401,7 +407,7 @@
                           <wps:cNvSpPr/>
                           <wps:spPr>
                             <a:xfrm>
-                              <a:off x="3044586" y="977481"/>
+                              <a:off x="3301761" y="948726"/>
                               <a:ext cx="258792" cy="250166"/>
                             </a:xfrm>
                             <a:prstGeom prst="ellipse">
@@ -445,7 +451,7 @@
                           </wps:cNvCnPr>
                           <wps:spPr>
                             <a:xfrm>
-                              <a:off x="3172926" y="601240"/>
+                              <a:off x="3430101" y="572485"/>
                               <a:ext cx="1056" cy="376241"/>
                             </a:xfrm>
                             <a:prstGeom prst="straightConnector1">
@@ -482,7 +488,7 @@
                           </wps:cNvCnPr>
                           <wps:spPr>
                             <a:xfrm flipH="1">
-                              <a:off x="3172611" y="1227647"/>
+                              <a:off x="3429786" y="1198892"/>
                               <a:ext cx="1371" cy="357418"/>
                             </a:xfrm>
                             <a:prstGeom prst="straightConnector1">
@@ -519,7 +525,7 @@
                           </wps:cNvCnPr>
                           <wps:spPr>
                             <a:xfrm>
-                              <a:off x="3172611" y="2030200"/>
+                              <a:off x="3429786" y="2001445"/>
                               <a:ext cx="630" cy="654872"/>
                             </a:xfrm>
                             <a:prstGeom prst="straightConnector1">
@@ -556,7 +562,7 @@
                           </wps:cNvCnPr>
                           <wps:spPr>
                             <a:xfrm>
-                              <a:off x="3173241" y="3128937"/>
+                              <a:off x="3430416" y="3100182"/>
                               <a:ext cx="0" cy="556081"/>
                             </a:xfrm>
                             <a:prstGeom prst="straightConnector1">
@@ -592,7 +598,7 @@
                           </wps:cNvCnPr>
                           <wps:spPr>
                             <a:xfrm flipH="1">
-                              <a:off x="3172611" y="4127940"/>
+                              <a:off x="3429786" y="4099185"/>
                               <a:ext cx="630" cy="653790"/>
                             </a:xfrm>
                             <a:prstGeom prst="straightConnector1">
@@ -629,7 +635,7 @@
                           </wps:cNvCnPr>
                           <wps:spPr>
                             <a:xfrm rot="5400000" flipH="1">
-                              <a:off x="2045323" y="3000330"/>
+                              <a:off x="2302498" y="2971575"/>
                               <a:ext cx="38446" cy="2217391"/>
                             </a:xfrm>
                             <a:prstGeom prst="bentConnector3">
@@ -668,7 +674,7 @@
                           </wps:cNvCnPr>
                           <wps:spPr>
                             <a:xfrm flipV="1">
-                              <a:off x="955850" y="2209636"/>
+                              <a:off x="1213025" y="2180881"/>
                               <a:ext cx="4713" cy="1436936"/>
                             </a:xfrm>
                             <a:prstGeom prst="straightConnector1">
@@ -705,7 +711,7 @@
                           </wps:cNvCnPr>
                           <wps:spPr>
                             <a:xfrm rot="5400000" flipH="1" flipV="1">
-                              <a:off x="1592569" y="470558"/>
+                              <a:off x="1849744" y="441803"/>
                               <a:ext cx="820010" cy="2084023"/>
                             </a:xfrm>
                             <a:prstGeom prst="bentConnector2">
@@ -739,7 +745,7 @@
                           <wps:cNvSpPr txBox="1"/>
                           <wps:spPr>
                             <a:xfrm>
-                              <a:off x="3247050" y="686172"/>
+                              <a:off x="3504225" y="657417"/>
                               <a:ext cx="681487" cy="327646"/>
                             </a:xfrm>
                             <a:prstGeom prst="rect">
@@ -803,7 +809,7 @@
                           <wps:cNvSpPr txBox="1"/>
                           <wps:spPr>
                             <a:xfrm>
-                              <a:off x="1048297" y="877479"/>
+                              <a:off x="1305472" y="848724"/>
                               <a:ext cx="1361528" cy="327025"/>
                             </a:xfrm>
                             <a:prstGeom prst="rect">
@@ -848,7 +854,15 @@
                                   <w:rPr>
                                     <w:rFonts w:asciiTheme="minorHAnsi" w:hAnsiTheme="minorHAnsi" w:cstheme="minorBidi"/>
                                   </w:rPr>
-                                  <w:t xml:space="preserve"> (state estimate)</w:t>
+                                  <w:t xml:space="preserve"> </w:t>
+                                </w:r>
+                                <w:r>
+                                  <w:rPr>
+                                    <w:iCs/>
+                                    <w:sz w:val="22"/>
+                                    <w:szCs w:val="22"/>
+                                  </w:rPr>
+                                  <w:t>(state estimate)</w:t>
                                 </w:r>
                               </w:p>
                             </w:txbxContent>
@@ -865,7 +879,7 @@
                           <wps:cNvSpPr txBox="1"/>
                           <wps:spPr>
                             <a:xfrm>
-                              <a:off x="3222145" y="1314822"/>
+                              <a:off x="3479320" y="1286067"/>
                               <a:ext cx="681487" cy="327646"/>
                             </a:xfrm>
                             <a:prstGeom prst="rect">
@@ -929,7 +943,7 @@
                           <wps:cNvSpPr txBox="1"/>
                           <wps:spPr>
                             <a:xfrm>
-                              <a:off x="3094650" y="4275750"/>
+                              <a:off x="3351825" y="4246995"/>
                               <a:ext cx="681355" cy="326390"/>
                             </a:xfrm>
                             <a:prstGeom prst="rect">
@@ -995,7 +1009,7 @@
                           <wps:cNvSpPr txBox="1"/>
                           <wps:spPr>
                             <a:xfrm>
-                              <a:off x="848272" y="3418500"/>
+                              <a:off x="1105447" y="3389745"/>
                               <a:ext cx="1580603" cy="325755"/>
                             </a:xfrm>
                             <a:prstGeom prst="rect">
@@ -1039,7 +1053,7 @@
                           <wps:cNvSpPr txBox="1"/>
                           <wps:spPr>
                             <a:xfrm>
-                              <a:off x="3247050" y="2105396"/>
+                              <a:off x="3479320" y="2166717"/>
                               <a:ext cx="1382100" cy="327025"/>
                             </a:xfrm>
                             <a:prstGeom prst="rect">
@@ -1090,7 +1104,7 @@
                           <wps:cNvSpPr txBox="1"/>
                           <wps:spPr>
                             <a:xfrm>
-                              <a:off x="3247050" y="3256332"/>
+                              <a:off x="3504225" y="3227577"/>
                               <a:ext cx="1201125" cy="326390"/>
                             </a:xfrm>
                             <a:prstGeom prst="rect">
@@ -1141,7 +1155,7 @@
                           <wps:cNvSpPr/>
                           <wps:spPr>
                             <a:xfrm>
-                              <a:off x="569550" y="1922574"/>
+                              <a:off x="826725" y="1893819"/>
                               <a:ext cx="782025" cy="287062"/>
                             </a:xfrm>
                             <a:prstGeom prst="roundRect">
@@ -1200,7 +1214,7 @@
                           <wps:cNvSpPr/>
                           <wps:spPr>
                             <a:xfrm>
-                              <a:off x="1351575" y="2589608"/>
+                              <a:off x="1608750" y="2560853"/>
                               <a:ext cx="781685" cy="277418"/>
                             </a:xfrm>
                             <a:prstGeom prst="roundRect">
@@ -1262,7 +1276,7 @@
                           </wps:cNvCnPr>
                           <wps:spPr>
                             <a:xfrm rot="5400000" flipH="1">
-                              <a:off x="2326874" y="2282571"/>
+                              <a:off x="2584049" y="2253816"/>
                               <a:ext cx="261911" cy="1430823"/>
                             </a:xfrm>
                             <a:prstGeom prst="bentConnector3">
@@ -1301,7 +1315,7 @@
                           </wps:cNvCnPr>
                           <wps:spPr>
                             <a:xfrm rot="16200000" flipV="1">
-                              <a:off x="1285267" y="2132238"/>
+                              <a:off x="1542442" y="2103483"/>
                               <a:ext cx="523460" cy="390843"/>
                             </a:xfrm>
                             <a:prstGeom prst="bentConnector2">
@@ -1335,7 +1349,7 @@
                           <wps:cNvSpPr txBox="1"/>
                           <wps:spPr>
                             <a:xfrm>
-                              <a:off x="143656" y="1656375"/>
+                              <a:off x="400831" y="1627620"/>
                               <a:ext cx="1361440" cy="326390"/>
                             </a:xfrm>
                             <a:prstGeom prst="rect">
@@ -1419,7 +1433,7 @@
                           <wps:cNvSpPr txBox="1"/>
                           <wps:spPr>
                             <a:xfrm>
-                              <a:off x="1199175" y="2359140"/>
+                              <a:off x="1456350" y="2330385"/>
                               <a:ext cx="1361440" cy="325755"/>
                             </a:xfrm>
                             <a:prstGeom prst="rect">
@@ -1502,6 +1516,52 @@
                             <a:noAutofit/>
                           </wps:bodyPr>
                         </wps:wsp>
+                        <wps:wsp>
+                          <wps:cNvPr id="1381516843" name="תיבת טקסט 20"/>
+                          <wps:cNvSpPr txBox="1"/>
+                          <wps:spPr>
+                            <a:xfrm>
+                              <a:off x="3251001" y="890718"/>
+                              <a:ext cx="247793" cy="205565"/>
+                            </a:xfrm>
+                            <a:prstGeom prst="rect">
+                              <a:avLst/>
+                            </a:prstGeom>
+                            <a:noFill/>
+                            <a:ln w="6350">
+                              <a:noFill/>
+                            </a:ln>
+                          </wps:spPr>
+                          <wps:txbx>
+                            <w:txbxContent>
+                              <w:p>
+                                <w:pPr>
+                                  <w:bidi w:val="0"/>
+                                  <w:spacing w:line="256" w:lineRule="auto"/>
+                                  <w:rPr>
+                                    <w:rFonts w:ascii="Cambria Math" w:eastAsia="Calibri" w:hAnsi="Arial" w:cs="Arial"/>
+                                    <w:b/>
+                                    <w:bCs/>
+                                  </w:rPr>
+                                </w:pPr>
+                                <w:r>
+                                  <w:rPr>
+                                    <w:rFonts w:ascii="Cambria Math" w:eastAsia="Calibri" w:hAnsi="Arial" w:cs="Arial"/>
+                                    <w:b/>
+                                    <w:bCs/>
+                                  </w:rPr>
+                                  <w:t>-</w:t>
+                                </w:r>
+                              </w:p>
+                            </w:txbxContent>
+                          </wps:txbx>
+                          <wps:bodyPr rot="0" spcFirstLastPara="0" vert="horz" wrap="square" lIns="0" tIns="0" rIns="0" bIns="0" numCol="1" spcCol="0" rtlCol="1" fromWordArt="0" anchor="t" anchorCtr="0" forceAA="0" compatLnSpc="1">
+                            <a:prstTxWarp prst="textNoShape">
+                              <a:avLst/>
+                            </a:prstTxWarp>
+                            <a:noAutofit/>
+                          </wps:bodyPr>
+                        </wps:wsp>
                       </wpg:wgp>
                     </wpc:wpc>
                   </a:graphicData>
@@ -1511,7 +1571,7 @@
           </mc:Choice>
           <mc:Fallback>
             <w:pict>
-              <v:group id="בד ציור 1" o:spid="_x0000_s1026" editas="canvas" style="width:415.3pt;height:385.5pt;mso-position-horizontal-relative:char;mso-position-vertical-relative:line" coordsize="52743,48958" o:gfxdata="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">
+              <v:group w14:anchorId="2F095346" id="בד ציור 1" o:spid="_x0000_s1026" editas="canvas" style="width:415.3pt;height:385.5pt;mso-position-horizontal-relative:char;mso-position-vertical-relative:line" coordsize="52743,48958" o:gfxdata="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">
                 <v:shapetype id="_x0000_t75" coordsize="21600,21600" o:spt="75" o:preferrelative="t" path="m@4@5l@4@11@9@11@9@5xe" filled="f" stroked="f">
                   <v:stroke joinstyle="miter"/>
                   <v:formulas>
@@ -1535,8 +1595,8 @@
                   <v:fill o:detectmouseclick="t"/>
                   <v:path o:connecttype="none"/>
                 </v:shape>
-                <v:group id="קבוצה 38" o:spid="_x0000_s1028" style="position:absolute;left:4008;top:1269;width:44855;height:46260" coordorigin="1436,1557" coordsize="44854,46259" o:gfxdata="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">
-                  <v:roundrect id="מלבן מעוגל 9" o:spid="_x0000_s1029" style="position:absolute;left:4688;top:14095;width:17886;height:19048;visibility:visible;mso-wrap-style:square;v-text-anchor:top" arcsize="10923f" o:gfxdata="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" filled="f" strokecolor="black [3213]" strokeweight="1pt">
+                <v:group id="Group 1009961350" o:spid="_x0000_s1028" style="position:absolute;left:4008;top:1269;width:44606;height:46260" coordorigin="4008,1269" coordsize="44605,46259" o:gfxdata="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">
+                  <v:roundrect id="מלבן מעוגל 9" o:spid="_x0000_s1029" style="position:absolute;left:7259;top:14922;width:17887;height:15595;visibility:visible;mso-wrap-style:square;v-text-anchor:top" arcsize="10923f" o:gfxdata="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" filled="f" strokecolor="black [3213]" strokeweight="1pt">
                     <v:stroke dashstyle="dash" joinstyle="miter"/>
                     <v:textbox inset="0,0,0,0">
                       <w:txbxContent>
@@ -1557,7 +1617,7 @@
                       </w:txbxContent>
                     </v:textbox>
                   </v:roundrect>
-                  <v:roundrect id="מלבן מעוגל 2" o:spid="_x0000_s1030" style="position:absolute;left:26379;top:1557;width:10700;height:4455;visibility:visible;mso-wrap-style:square;v-text-anchor:middle" arcsize="10923f" o:gfxdata="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" filled="f" strokecolor="black [3213]" strokeweight="1pt">
+                  <v:roundrect id="מלבן מעוגל 2" o:spid="_x0000_s1030" style="position:absolute;left:28951;top:1269;width:10699;height:4455;visibility:visible;mso-wrap-style:square;v-text-anchor:middle" arcsize="10923f" o:gfxdata="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" filled="f" strokecolor="black [3213]" strokeweight="1pt">
                     <v:stroke joinstyle="miter"/>
                     <v:textbox inset="0,0,0,0">
                       <w:txbxContent>
@@ -1580,7 +1640,7 @@
                       </w:txbxContent>
                     </v:textbox>
                   </v:roundrect>
-                  <v:roundrect id="מלבן מעוגל 3" o:spid="_x0000_s1031" style="position:absolute;left:26379;top:15850;width:10693;height:4452;visibility:visible;mso-wrap-style:square;v-text-anchor:middle" arcsize="10923f" o:gfxdata="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" filled="f" strokecolor="black [3213]" strokeweight="1pt">
+                  <v:roundrect id="מלבן מעוגל 3" o:spid="_x0000_s1031" style="position:absolute;left:28951;top:15563;width:10693;height:4451;visibility:visible;mso-wrap-style:square;v-text-anchor:middle" arcsize="10923f" o:gfxdata="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" filled="f" strokecolor="black [3213]" strokeweight="1pt">
                     <v:stroke joinstyle="miter"/>
                     <v:textbox inset="0,0,0,0">
                       <w:txbxContent>
@@ -1594,13 +1654,19 @@
                             <w:rPr>
                               <w:color w:val="000000"/>
                             </w:rPr>
-                            <w:t>PID controller</w:t>
+                            <w:t xml:space="preserve">cascade </w:t>
+                          </w:r>
+                          <w:r>
+                            <w:rPr>
+                              <w:color w:val="000000"/>
+                            </w:rPr>
+                            <w:t xml:space="preserve">PID </w:t>
                           </w:r>
                         </w:p>
                       </w:txbxContent>
                     </v:textbox>
                   </v:roundrect>
-                  <v:roundrect id="מלבן מעוגל 6" o:spid="_x0000_s1032" style="position:absolute;left:26385;top:26850;width:10694;height:4439;visibility:visible;mso-wrap-style:square;v-text-anchor:middle" arcsize="10923f" o:gfxdata="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" filled="f" strokecolor="black [3213]" strokeweight="1pt">
+                  <v:roundrect id="מלבן מעוגל 6" o:spid="_x0000_s1032" style="position:absolute;left:28957;top:26563;width:10693;height:4438;visibility:visible;mso-wrap-style:square;v-text-anchor:middle" arcsize="10923f" o:gfxdata="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" filled="f" strokecolor="black [3213]" strokeweight="1pt">
                     <v:stroke joinstyle="miter"/>
                     <v:textbox inset="0,0,0,0">
                       <w:txbxContent>
@@ -1621,7 +1687,7 @@
                       </w:txbxContent>
                     </v:textbox>
                   </v:roundrect>
-                  <v:roundrect id="מלבן מעוגל 7" o:spid="_x0000_s1033" style="position:absolute;left:26385;top:36850;width:10694;height:4432;visibility:visible;mso-wrap-style:square;v-text-anchor:middle" arcsize="10923f" o:gfxdata="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" filled="f" strokecolor="black [3213]" strokeweight="1pt">
+                  <v:roundrect id="מלבן מעוגל 7" o:spid="_x0000_s1033" style="position:absolute;left:28957;top:36562;width:10693;height:4432;visibility:visible;mso-wrap-style:square;v-text-anchor:middle" arcsize="10923f" o:gfxdata="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" filled="f" strokecolor="black [3213]" strokeweight="1pt">
                     <v:stroke joinstyle="miter"/>
                     <v:textbox inset="0,0,0,0">
                       <w:txbxContent>
@@ -1642,7 +1708,7 @@
                       </w:txbxContent>
                     </v:textbox>
                   </v:roundrect>
-                  <v:roundrect id="מלבן מעוגל 8" o:spid="_x0000_s1034" style="position:absolute;left:4211;top:36465;width:10694;height:4433;visibility:visible;mso-wrap-style:square;v-text-anchor:middle" arcsize="10923f" o:gfxdata="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" filled="f" strokecolor="black [3213]" strokeweight="1pt">
+                  <v:roundrect id="מלבן מעוגל 8" o:spid="_x0000_s1034" style="position:absolute;left:6783;top:36178;width:10693;height:4432;visibility:visible;mso-wrap-style:square;v-text-anchor:middle" arcsize="10923f" o:gfxdata="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" filled="f" strokecolor="black [3213]" strokeweight="1pt">
                     <v:stroke joinstyle="miter"/>
                     <v:textbox inset="0,0,0,0">
                       <w:txbxContent>
@@ -1663,7 +1729,7 @@
                       </w:txbxContent>
                     </v:textbox>
                   </v:roundrect>
-                  <v:oval id="אליפסה 10" o:spid="_x0000_s1035" style="position:absolute;left:30445;top:9774;width:2588;height:2502;visibility:visible;mso-wrap-style:square;v-text-anchor:middle" o:gfxdata="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" filled="f" strokecolor="black [3213]" strokeweight="1pt">
+                  <v:oval id="אליפסה 10" o:spid="_x0000_s1035" style="position:absolute;left:33017;top:9487;width:2588;height:2501;visibility:visible;mso-wrap-style:square;v-text-anchor:middle" o:gfxdata="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" filled="f" strokecolor="black [3213]" strokeweight="1pt">
                     <v:stroke joinstyle="miter"/>
                     <v:textbox inset="0,0,0,0"/>
                   </v:oval>
@@ -1671,19 +1737,19 @@
                     <v:path arrowok="t" fillok="f" o:connecttype="none"/>
                     <o:lock v:ext="edit" shapetype="t"/>
                   </v:shapetype>
-                  <v:shape id="מחבר חץ ישר 11" o:spid="_x0000_s1036" type="#_x0000_t32" style="position:absolute;left:31729;top:6012;width:10;height:3762;visibility:visible;mso-wrap-style:square" o:connectortype="straight" o:gfxdata="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" strokecolor="black [3213]" strokeweight=".5pt">
+                  <v:shape id="מחבר חץ ישר 11" o:spid="_x0000_s1036" type="#_x0000_t32" style="position:absolute;left:34301;top:5724;width:10;height:3763;visibility:visible;mso-wrap-style:square" o:connectortype="straight" o:gfxdata="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" strokecolor="black [3213]" strokeweight=".5pt">
                     <v:stroke endarrow="open" endarrowwidth="narrow" joinstyle="miter"/>
                   </v:shape>
-                  <v:shape id="מחבר חץ ישר 12" o:spid="_x0000_s1037" type="#_x0000_t32" style="position:absolute;left:31726;top:12276;width:13;height:3574;flip:x;visibility:visible;mso-wrap-style:square" o:connectortype="straight" o:gfxdata="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" strokecolor="black [3213]" strokeweight=".5pt">
+                  <v:shape id="מחבר חץ ישר 12" o:spid="_x0000_s1037" type="#_x0000_t32" style="position:absolute;left:34297;top:11988;width:14;height:3575;flip:x;visibility:visible;mso-wrap-style:square" o:connectortype="straight" o:gfxdata="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" strokecolor="black [3213]" strokeweight=".5pt">
                     <v:stroke endarrow="open" endarrowwidth="narrow" joinstyle="miter"/>
                   </v:shape>
-                  <v:shape id="מחבר חץ ישר 13" o:spid="_x0000_s1038" type="#_x0000_t32" style="position:absolute;left:31726;top:20302;width:6;height:6548;visibility:visible;mso-wrap-style:square" o:connectortype="straight" o:gfxdata="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" strokecolor="black [3213]" strokeweight=".5pt">
+                  <v:shape id="מחבר חץ ישר 13" o:spid="_x0000_s1038" type="#_x0000_t32" style="position:absolute;left:34297;top:20014;width:7;height:6549;visibility:visible;mso-wrap-style:square" o:connectortype="straight" o:gfxdata="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" strokecolor="black [3213]" strokeweight=".5pt">
                     <v:stroke endarrow="open" endarrowwidth="narrow" joinstyle="miter"/>
                   </v:shape>
-                  <v:shape id="מחבר חץ ישר 15" o:spid="_x0000_s1039" type="#_x0000_t32" style="position:absolute;left:31732;top:31289;width:0;height:5561;visibility:visible;mso-wrap-style:square" o:connectortype="straight" o:gfxdata="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" strokecolor="black [3213]" strokeweight=".5pt">
+                  <v:shape id="מחבר חץ ישר 15" o:spid="_x0000_s1039" type="#_x0000_t32" style="position:absolute;left:34304;top:31001;width:0;height:5561;visibility:visible;mso-wrap-style:square" o:connectortype="straight" o:gfxdata="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" strokecolor="black [3213]" strokeweight=".5pt">
                     <v:stroke endarrow="open" endarrowwidth="narrow" joinstyle="miter"/>
                   </v:shape>
-                  <v:shape id="מחבר חץ ישר 16" o:spid="_x0000_s1040" type="#_x0000_t32" style="position:absolute;left:31726;top:41279;width:6;height:6538;flip:x;visibility:visible;mso-wrap-style:square" o:connectortype="straight" o:gfxdata="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" strokecolor="black [3213]" strokeweight=".5pt">
+                  <v:shape id="מחבר חץ ישר 16" o:spid="_x0000_s1040" type="#_x0000_t32" style="position:absolute;left:34297;top:40991;width:7;height:6538;flip:x;visibility:visible;mso-wrap-style:square" o:connectortype="straight" o:gfxdata="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" strokecolor="black [3213]" strokeweight=".5pt">
                     <v:stroke endarrow="open" endarrowwidth="narrow" joinstyle="miter"/>
                   </v:shape>
                   <v:shapetype id="_x0000_t34" coordsize="21600,21600" o:spt="34" o:oned="t" adj="10800" path="m,l@0,0@0,21600,21600,21600e" filled="f">
@@ -1697,10 +1763,10 @@
                     </v:handles>
                     <o:lock v:ext="edit" shapetype="t"/>
                   </v:shapetype>
-                  <v:shape id="מחבר מרפקי 17" o:spid="_x0000_s1041" type="#_x0000_t34" style="position:absolute;left:20453;top:30003;width:384;height:22174;rotation:-90;flip:x;visibility:visible;mso-wrap-style:square" o:connectortype="elbow" o:gfxdata="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" adj="-128434" strokecolor="black [3213]" strokeweight=".5pt">
+                  <v:shape id="מחבר מרפקי 17" o:spid="_x0000_s1041" type="#_x0000_t34" style="position:absolute;left:23025;top:29715;width:384;height:22174;rotation:-90;flip:x;visibility:visible;mso-wrap-style:square" o:connectortype="elbow" o:gfxdata="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" adj="-128434" strokecolor="black [3213]" strokeweight=".5pt">
                     <v:stroke endarrow="open" endarrowwidth="narrow"/>
                   </v:shape>
-                  <v:shape id="מחבר חץ ישר 18" o:spid="_x0000_s1042" type="#_x0000_t32" style="position:absolute;left:9558;top:22096;width:47;height:14369;flip:y;visibility:visible;mso-wrap-style:square" o:connectortype="straight" o:gfxdata="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" strokecolor="black [3213]" strokeweight=".5pt">
+                  <v:shape id="מחבר חץ ישר 18" o:spid="_x0000_s1042" type="#_x0000_t32" style="position:absolute;left:12130;top:21808;width:47;height:14370;flip:y;visibility:visible;mso-wrap-style:square" o:connectortype="straight" o:gfxdata="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" strokecolor="black [3213]" strokeweight=".5pt">
                     <v:stroke endarrow="open" endarrowwidth="narrow" joinstyle="miter"/>
                   </v:shape>
                   <v:shapetype id="_x0000_t33" coordsize="21600,21600" o:spt="33" o:oned="t" path="m,l21600,r,21600e" filled="f">
@@ -1708,14 +1774,14 @@
                     <v:path arrowok="t" fillok="f" o:connecttype="none"/>
                     <o:lock v:ext="edit" shapetype="t"/>
                   </v:shapetype>
-                  <v:shape id="מחבר מרפקי 19" o:spid="_x0000_s1043" type="#_x0000_t33" style="position:absolute;left:15925;top:4705;width:8200;height:20840;rotation:90;flip:x y;visibility:visible;mso-wrap-style:square" o:connectortype="elbow" o:gfxdata="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" strokecolor="black [3213]" strokeweight=".5pt">
+                  <v:shape id="מחבר מרפקי 19" o:spid="_x0000_s1043" type="#_x0000_t33" style="position:absolute;left:18497;top:4418;width:8200;height:20840;rotation:90;flip:x y;visibility:visible;mso-wrap-style:square" o:connectortype="elbow" o:gfxdata="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" strokecolor="black [3213]" strokeweight=".5pt">
                     <v:stroke endarrow="open" endarrowwidth="narrow"/>
                   </v:shape>
                   <v:shapetype id="_x0000_t202" coordsize="21600,21600" o:spt="202" path="m,l,21600r21600,l21600,xe">
                     <v:stroke joinstyle="miter"/>
                     <v:path gradientshapeok="t" o:connecttype="rect"/>
                   </v:shapetype>
-                  <v:shape id="תיבת טקסט 20" o:spid="_x0000_s1044" type="#_x0000_t202" style="position:absolute;left:32470;top:6861;width:6815;height:3277;visibility:visible;mso-wrap-style:square;v-text-anchor:top" o:gfxdata="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" filled="f" stroked="f" strokeweight=".5pt">
+                  <v:shape id="תיבת טקסט 20" o:spid="_x0000_s1044" type="#_x0000_t202" style="position:absolute;left:35042;top:6574;width:6815;height:3276;visibility:visible;mso-wrap-style:square;v-text-anchor:top" o:gfxdata="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" filled="f" stroked="f" strokeweight=".5pt">
                     <v:textbox inset="0,0,0,0">
                       <w:txbxContent>
                         <w:p>
@@ -1758,7 +1824,7 @@
                       </w:txbxContent>
                     </v:textbox>
                   </v:shape>
-                  <v:shape id="תיבת טקסט 20" o:spid="_x0000_s1045" type="#_x0000_t202" style="position:absolute;left:10482;top:8774;width:13616;height:3271;visibility:visible;mso-wrap-style:square;v-text-anchor:top" o:gfxdata="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" filled="f" stroked="f" strokeweight=".5pt">
+                  <v:shape id="תיבת טקסט 20" o:spid="_x0000_s1045" type="#_x0000_t202" style="position:absolute;left:13054;top:8487;width:13616;height:3270;visibility:visible;mso-wrap-style:square;v-text-anchor:top" o:gfxdata="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" filled="f" stroked="f" strokeweight=".5pt">
                     <v:textbox inset="0,0,0,0">
                       <w:txbxContent>
                         <w:p>
@@ -1793,13 +1859,21 @@
                             <w:rPr>
                               <w:rFonts w:asciiTheme="minorHAnsi" w:hAnsiTheme="minorHAnsi" w:cstheme="minorBidi"/>
                             </w:rPr>
-                            <w:t xml:space="preserve"> (state estimate)</w:t>
+                            <w:t xml:space="preserve"> </w:t>
+                          </w:r>
+                          <w:r>
+                            <w:rPr>
+                              <w:iCs/>
+                              <w:sz w:val="22"/>
+                              <w:szCs w:val="22"/>
+                            </w:rPr>
+                            <w:t>(state estimate)</w:t>
                           </w:r>
                         </w:p>
                       </w:txbxContent>
                     </v:textbox>
                   </v:shape>
-                  <v:shape id="תיבת טקסט 22" o:spid="_x0000_s1046" type="#_x0000_t202" style="position:absolute;left:32221;top:13148;width:6815;height:3276;visibility:visible;mso-wrap-style:square;v-text-anchor:top" o:gfxdata="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" filled="f" stroked="f" strokeweight=".5pt">
+                  <v:shape id="תיבת טקסט 22" o:spid="_x0000_s1046" type="#_x0000_t202" style="position:absolute;left:34793;top:12860;width:6815;height:3277;visibility:visible;mso-wrap-style:square;v-text-anchor:top" o:gfxdata="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" filled="f" stroked="f" strokeweight=".5pt">
                     <v:textbox inset="0,0,0,0">
                       <w:txbxContent>
                         <w:p>
@@ -1842,7 +1916,7 @@
                       </w:txbxContent>
                     </v:textbox>
                   </v:shape>
-                  <v:shape id="תיבת טקסט 20" o:spid="_x0000_s1047" type="#_x0000_t202" style="position:absolute;left:30946;top:42757;width:6814;height:3264;visibility:visible;mso-wrap-style:square;v-text-anchor:top" o:gfxdata="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" filled="f" stroked="f" strokeweight=".5pt">
+                  <v:shape id="תיבת טקסט 20" o:spid="_x0000_s1047" type="#_x0000_t202" style="position:absolute;left:33518;top:42469;width:6813;height:3264;visibility:visible;mso-wrap-style:square;v-text-anchor:top" o:gfxdata="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" filled="f" stroked="f" strokeweight=".5pt">
                     <v:textbox inset="0,0,0,0">
                       <w:txbxContent>
                         <w:p>
@@ -1887,7 +1961,7 @@
                       </w:txbxContent>
                     </v:textbox>
                   </v:shape>
-                  <v:shape id="תיבת טקסט 20" o:spid="_x0000_s1048" type="#_x0000_t202" style="position:absolute;left:8482;top:34185;width:15806;height:3257;visibility:visible;mso-wrap-style:square;v-text-anchor:top" o:gfxdata="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" filled="f" stroked="f" strokeweight=".5pt">
+                  <v:shape id="תיבת טקסט 20" o:spid="_x0000_s1048" type="#_x0000_t202" style="position:absolute;left:11054;top:33897;width:15806;height:3258;visibility:visible;mso-wrap-style:square;v-text-anchor:top" o:gfxdata="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" filled="f" stroked="f" strokeweight=".5pt">
                     <v:textbox inset="0,0,0,0">
                       <w:txbxContent>
                         <w:p>
@@ -1910,7 +1984,7 @@
                       </w:txbxContent>
                     </v:textbox>
                   </v:shape>
-                  <v:shape id="תיבת טקסט 22" o:spid="_x0000_s1049" type="#_x0000_t202" style="position:absolute;left:32470;top:21053;width:13821;height:3271;visibility:visible;mso-wrap-style:square;v-text-anchor:top" o:gfxdata="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" filled="f" stroked="f" strokeweight=".5pt">
+                  <v:shape id="תיבת טקסט 22" o:spid="_x0000_s1049" type="#_x0000_t202" style="position:absolute;left:34793;top:21667;width:13821;height:3270;visibility:visible;mso-wrap-style:square;v-text-anchor:top" o:gfxdata="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" filled="f" stroked="f" strokeweight=".5pt">
                     <v:textbox inset="0,0,0,0">
                       <w:txbxContent>
                         <w:p>
@@ -1940,7 +2014,7 @@
                       </w:txbxContent>
                     </v:textbox>
                   </v:shape>
-                  <v:shape id="תיבת טקסט 22" o:spid="_x0000_s1050" type="#_x0000_t202" style="position:absolute;left:32470;top:32563;width:12011;height:3264;visibility:visible;mso-wrap-style:square;v-text-anchor:top" o:gfxdata="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" filled="f" stroked="f" strokeweight=".5pt">
+                  <v:shape id="תיבת טקסט 22" o:spid="_x0000_s1050" type="#_x0000_t202" style="position:absolute;left:35042;top:32275;width:12011;height:3264;visibility:visible;mso-wrap-style:square;v-text-anchor:top" o:gfxdata="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" filled="f" stroked="f" strokeweight=".5pt">
                     <v:textbox inset="0,0,0,0">
                       <w:txbxContent>
                         <w:p>
@@ -1970,7 +2044,7 @@
                       </w:txbxContent>
                     </v:textbox>
                   </v:shape>
-                  <v:roundrect id="מלבן מעוגל 30" o:spid="_x0000_s1051" style="position:absolute;left:5695;top:19225;width:7820;height:2871;visibility:visible;mso-wrap-style:square;v-text-anchor:middle" arcsize="10923f" o:gfxdata="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" filled="f" strokecolor="black [3213]" strokeweight="1pt">
+                  <v:roundrect id="מלבן מעוגל 30" o:spid="_x0000_s1051" style="position:absolute;left:8267;top:18938;width:7820;height:2870;visibility:visible;mso-wrap-style:square;v-text-anchor:middle" arcsize="10923f" o:gfxdata="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" filled="f" strokecolor="black [3213]" strokeweight="1pt">
                     <v:stroke joinstyle="miter"/>
                     <v:textbox inset="0,0,0,0">
                       <w:txbxContent>
@@ -1991,7 +2065,7 @@
                       </w:txbxContent>
                     </v:textbox>
                   </v:roundrect>
-                  <v:roundrect id="מלבן מעוגל 31" o:spid="_x0000_s1052" style="position:absolute;left:13515;top:25896;width:7817;height:2774;visibility:visible;mso-wrap-style:square;v-text-anchor:middle" arcsize="10923f" o:gfxdata="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" filled="f" strokecolor="black [3213]" strokeweight="1pt">
+                  <v:roundrect id="מלבן מעוגל 31" o:spid="_x0000_s1052" style="position:absolute;left:16087;top:25608;width:7817;height:2774;visibility:visible;mso-wrap-style:square;v-text-anchor:middle" arcsize="10923f" o:gfxdata="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" filled="f" strokecolor="black [3213]" strokeweight="1pt">
                     <v:stroke joinstyle="miter"/>
                     <v:textbox inset="0,0,0,0">
                       <w:txbxContent>
@@ -2012,13 +2086,13 @@
                       </w:txbxContent>
                     </v:textbox>
                   </v:roundrect>
-                  <v:shape id="מחבר מרפקי 32" o:spid="_x0000_s1053" type="#_x0000_t34" style="position:absolute;left:23268;top:22826;width:2619;height:14308;rotation:-90;flip:x;visibility:visible;mso-wrap-style:square" o:connectortype="elbow" o:gfxdata="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" adj="-18853" strokecolor="black [3213]" strokeweight=".5pt">
+                  <v:shape id="מחבר מרפקי 32" o:spid="_x0000_s1053" type="#_x0000_t34" style="position:absolute;left:25840;top:22537;width:2619;height:14309;rotation:-90;flip:x;visibility:visible;mso-wrap-style:square" o:connectortype="elbow" o:gfxdata="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" adj="-18853" strokecolor="black [3213]" strokeweight=".5pt">
                     <v:stroke endarrow="open" endarrowwidth="narrow"/>
                   </v:shape>
-                  <v:shape id="מחבר מרפקי 33" o:spid="_x0000_s1054" type="#_x0000_t33" style="position:absolute;left:12853;top:21321;width:5234;height:3909;rotation:90;flip:y;visibility:visible;mso-wrap-style:square" o:connectortype="elbow" o:gfxdata="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" strokecolor="black [3213]" strokeweight=".5pt">
+                  <v:shape id="מחבר מרפקי 33" o:spid="_x0000_s1054" type="#_x0000_t33" style="position:absolute;left:15423;top:21035;width:5235;height:3908;rotation:90;flip:y;visibility:visible;mso-wrap-style:square" o:connectortype="elbow" o:gfxdata="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" strokecolor="black [3213]" strokeweight=".5pt">
                     <v:stroke endarrow="open" endarrowwidth="narrow"/>
                   </v:shape>
-                  <v:shape id="תיבת טקסט 20" o:spid="_x0000_s1055" type="#_x0000_t202" style="position:absolute;left:1436;top:16563;width:13614;height:3264;visibility:visible;mso-wrap-style:square;v-text-anchor:top" o:gfxdata="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" filled="f" stroked="f" strokeweight=".5pt">
+                  <v:shape id="תיבת טקסט 20" o:spid="_x0000_s1055" type="#_x0000_t202" style="position:absolute;left:4008;top:16276;width:13614;height:3264;visibility:visible;mso-wrap-style:square;v-text-anchor:top" o:gfxdata="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" filled="f" stroked="f" strokeweight=".5pt">
                     <v:textbox inset="0,0,0,0">
                       <w:txbxContent>
                         <w:p>
@@ -2081,7 +2155,7 @@
                       </w:txbxContent>
                     </v:textbox>
                   </v:shape>
-                  <v:shape id="תיבת טקסט 20" o:spid="_x0000_s1056" type="#_x0000_t202" style="position:absolute;left:11991;top:23591;width:13615;height:3257;visibility:visible;mso-wrap-style:square;v-text-anchor:top" o:gfxdata="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" filled="f" stroked="f" strokeweight=".5pt">
+                  <v:shape id="תיבת טקסט 20" o:spid="_x0000_s1056" type="#_x0000_t202" style="position:absolute;left:14563;top:23303;width:13614;height:3258;visibility:visible;mso-wrap-style:square;v-text-anchor:top" o:gfxdata="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" filled="f" stroked="f" strokeweight=".5pt">
                     <v:textbox inset="0,0,0,0">
                       <w:txbxContent>
                         <w:p>
@@ -2148,8 +2222,32 @@
                       </w:txbxContent>
                     </v:textbox>
                   </v:shape>
+                  <v:shape id="תיבת טקסט 20" o:spid="_x0000_s1057" type="#_x0000_t202" style="position:absolute;left:32510;top:8907;width:2477;height:2055;visibility:visible;mso-wrap-style:square;v-text-anchor:top" o:gfxdata="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" filled="f" stroked="f" strokeweight=".5pt">
+                    <v:textbox inset="0,0,0,0">
+                      <w:txbxContent>
+                        <w:p>
+                          <w:pPr>
+                            <w:bidi w:val="0"/>
+                            <w:spacing w:line="256" w:lineRule="auto"/>
+                            <w:rPr>
+                              <w:rFonts w:ascii="Cambria Math" w:eastAsia="Calibri" w:hAnsi="Arial" w:cs="Arial"/>
+                              <w:b/>
+                              <w:bCs/>
+                            </w:rPr>
+                          </w:pPr>
+                          <w:r>
+                            <w:rPr>
+                              <w:rFonts w:ascii="Cambria Math" w:eastAsia="Calibri" w:hAnsi="Arial" w:cs="Arial"/>
+                              <w:b/>
+                              <w:bCs/>
+                            </w:rPr>
+                            <w:t>-</w:t>
+                          </w:r>
+                        </w:p>
+                      </w:txbxContent>
+                    </v:textbox>
+                  </v:shape>
                 </v:group>
-                <w10:wrap anchorx="page"/>
                 <w10:anchorlock/>
               </v:group>
             </w:pict>
@@ -2159,6 +2257,9 @@
     </w:p>
     <w:p>
       <w:pPr>
+        <w:pBdr>
+          <w:bottom w:val="single" w:sz="4" w:space="1" w:color="auto"/>
+        </w:pBdr>
         <w:bidi w:val="0"/>
       </w:pPr>
     </w:p>
@@ -2186,73 +2287,16 @@
       <w:pPr>
         <w:bidi w:val="0"/>
       </w:pPr>
-    </w:p>
-    <w:p>
-      <w:pPr>
-        <w:bidi w:val="0"/>
-      </w:pPr>
-    </w:p>
-    <w:p>
-      <w:pPr>
-        <w:bidi w:val="0"/>
-      </w:pPr>
-    </w:p>
-    <w:p>
-      <w:pPr>
-        <w:bidi w:val="0"/>
-      </w:pPr>
-    </w:p>
-    <w:p>
-      <w:pPr>
-        <w:bidi w:val="0"/>
-      </w:pPr>
-    </w:p>
-    <w:p>
-      <w:pPr>
-        <w:bidi w:val="0"/>
-      </w:pPr>
-    </w:p>
-    <w:p>
-      <w:pPr>
-        <w:bidi w:val="0"/>
-      </w:pPr>
-    </w:p>
-    <w:p>
-      <w:pPr>
-        <w:bidi w:val="0"/>
-      </w:pPr>
-    </w:p>
-    <w:p>
-      <w:pPr>
-        <w:bidi w:val="0"/>
-      </w:pPr>
-    </w:p>
-    <w:p>
-      <w:pPr>
-        <w:bidi w:val="0"/>
-      </w:pPr>
-    </w:p>
-    <w:p>
-      <w:pPr>
-        <w:bidi w:val="0"/>
-      </w:pPr>
-    </w:p>
-    <w:p>
-      <w:pPr>
-        <w:bidi w:val="0"/>
-      </w:pPr>
-    </w:p>
-    <w:p>
-      <w:pPr>
-        <w:bidi w:val="0"/>
-      </w:pPr>
-      <w:bookmarkStart w:id="0" w:name="_GoBack"/>
       <w:r>
+        <w:rPr>
+          <w:noProof/>
+        </w:rPr>
+        <w:lastRenderedPageBreak/>
         <w:drawing>
-          <wp:inline distT="0" distB="0" distL="0" distR="0">
-            <wp:extent cx="5274310" cy="5007738"/>
-            <wp:effectExtent l="0" t="0" r="2540" b="0"/>
-            <wp:docPr id="4" name="תמונה 4"/>
+          <wp:inline distT="0" distB="0" distL="0" distR="0" wp14:anchorId="02B9F706" wp14:editId="37EDBEC0">
+            <wp:extent cx="4458335" cy="4629785"/>
+            <wp:effectExtent l="0" t="0" r="0" b="0"/>
+            <wp:docPr id="1261009864" name="Picture 35"/>
             <wp:cNvGraphicFramePr>
               <a:graphicFrameLocks xmlns:a="http://schemas.openxmlformats.org/drawingml/2006/main" noChangeAspect="1"/>
             </wp:cNvGraphicFramePr>
@@ -2260,13 +2304,13 @@
               <a:graphicData uri="http://schemas.openxmlformats.org/drawingml/2006/picture">
                 <pic:pic xmlns:pic="http://schemas.openxmlformats.org/drawingml/2006/picture">
                   <pic:nvPicPr>
-                    <pic:cNvPr id="0" name="Picture 1"/>
+                    <pic:cNvPr id="0" name="Picture 5"/>
                     <pic:cNvPicPr>
                       <a:picLocks noChangeAspect="1" noChangeArrowheads="1"/>
                     </pic:cNvPicPr>
                   </pic:nvPicPr>
                   <pic:blipFill>
-                    <a:blip r:embed="rId4" cstate="print">
+                    <a:blip r:embed="rId4">
                       <a:extLst>
                         <a:ext uri="{28A0092B-C50C-407E-A947-70E740481C1C}">
                           <a14:useLocalDpi xmlns:a14="http://schemas.microsoft.com/office/drawing/2010/main" val="0"/>
@@ -2281,15 +2325,14 @@
                   <pic:spPr bwMode="auto">
                     <a:xfrm>
                       <a:off x="0" y="0"/>
-                      <a:ext cx="5274310" cy="5007738"/>
+                      <a:ext cx="4458335" cy="4629785"/>
                     </a:xfrm>
                     <a:prstGeom prst="rect">
                       <a:avLst/>
                     </a:prstGeom>
-                    <a:noFill/>
-                    <a:ln>
-                      <a:noFill/>
-                    </a:ln>
+                    <a:solidFill>
+                      <a:schemeClr val="bg1"/>
+                    </a:solidFill>
                   </pic:spPr>
                 </pic:pic>
               </a:graphicData>
@@ -2297,7 +2340,6 @@
           </wp:inline>
         </w:drawing>
       </w:r>
-      <w:bookmarkEnd w:id="0"/>
     </w:p>
     <w:p>
       <w:pPr>
@@ -2322,7 +2364,7 @@
 </file>
 
 <file path=word/styles.xml><?xml version="1.0" encoding="utf-8"?>
-<w:styles xmlns:mc="http://schemas.openxmlformats.org/markup-compatibility/2006" xmlns:r="http://schemas.openxmlformats.org/officeDocument/2006/relationships" xmlns:w="http://schemas.openxmlformats.org/wordprocessingml/2006/main" xmlns:w14="http://schemas.microsoft.com/office/word/2010/wordml" xmlns:w15="http://schemas.microsoft.com/office/word/2012/wordml" xmlns:w16se="http://schemas.microsoft.com/office/word/2015/wordml/symex" mc:Ignorable="w14 w15 w16se">
+<w:styles xmlns:mc="http://schemas.openxmlformats.org/markup-compatibility/2006" xmlns:r="http://schemas.openxmlformats.org/officeDocument/2006/relationships" xmlns:w="http://schemas.openxmlformats.org/wordprocessingml/2006/main" xmlns:w14="http://schemas.microsoft.com/office/word/2010/wordml" xmlns:w15="http://schemas.microsoft.com/office/word/2012/wordml" xmlns:w16cex="http://schemas.microsoft.com/office/word/2018/wordml/cex" xmlns:w16cid="http://schemas.microsoft.com/office/word/2016/wordml/cid" xmlns:w16="http://schemas.microsoft.com/office/word/2018/wordml" xmlns:w16du="http://schemas.microsoft.com/office/word/2023/wordml/word16du" xmlns:w16sdtdh="http://schemas.microsoft.com/office/word/2020/wordml/sdtdatahash" xmlns:w16sdtfl="http://schemas.microsoft.com/office/word/2024/wordml/sdtformatlock" xmlns:w16se="http://schemas.microsoft.com/office/word/2015/wordml/symex" mc:Ignorable="w14 w15 w16se w16cid w16 w16cex w16sdtdh w16sdtfl w16du">
   <w:docDefaults>
     <w:rPrDefault>
       <w:rPr>
@@ -2338,7 +2380,7 @@
       </w:pPr>
     </w:pPrDefault>
   </w:docDefaults>
-  <w:latentStyles w:defLockedState="0" w:defUIPriority="99" w:defSemiHidden="0" w:defUnhideWhenUsed="0" w:defQFormat="0" w:count="371">
+  <w:latentStyles w:defLockedState="0" w:defUIPriority="99" w:defSemiHidden="0" w:defUnhideWhenUsed="0" w:defQFormat="0" w:count="376">
     <w:lsdException w:name="Normal" w:uiPriority="0" w:qFormat="1"/>
     <w:lsdException w:name="heading 1" w:uiPriority="9" w:qFormat="1"/>
     <w:lsdException w:name="heading 2" w:semiHidden="1" w:uiPriority="9" w:unhideWhenUsed="1" w:qFormat="1"/>
@@ -2710,21 +2752,26 @@
     <w:lsdException w:name="List Table 5 Dark Accent 6" w:uiPriority="50"/>
     <w:lsdException w:name="List Table 6 Colorful Accent 6" w:uiPriority="51"/>
     <w:lsdException w:name="List Table 7 Colorful Accent 6" w:uiPriority="52"/>
+    <w:lsdException w:name="Mention" w:semiHidden="1" w:unhideWhenUsed="1"/>
+    <w:lsdException w:name="Smart Hyperlink" w:semiHidden="1" w:unhideWhenUsed="1"/>
+    <w:lsdException w:name="Hashtag" w:semiHidden="1" w:unhideWhenUsed="1"/>
+    <w:lsdException w:name="Unresolved Mention" w:semiHidden="1" w:unhideWhenUsed="1"/>
+    <w:lsdException w:name="Smart Link" w:semiHidden="1" w:unhideWhenUsed="1"/>
   </w:latentStyles>
-  <w:style w:type="paragraph" w:default="1" w:styleId="a">
+  <w:style w:type="paragraph" w:default="1" w:styleId="Normal">
     <w:name w:val="Normal"/>
     <w:qFormat/>
     <w:pPr>
       <w:bidi/>
     </w:pPr>
   </w:style>
-  <w:style w:type="character" w:default="1" w:styleId="a0">
+  <w:style w:type="character" w:default="1" w:styleId="DefaultParagraphFont">
     <w:name w:val="Default Paragraph Font"/>
     <w:uiPriority w:val="1"/>
     <w:semiHidden/>
     <w:unhideWhenUsed/>
   </w:style>
-  <w:style w:type="table" w:default="1" w:styleId="a1">
+  <w:style w:type="table" w:default="1" w:styleId="TableNormal">
     <w:name w:val="Normal Table"/>
     <w:uiPriority w:val="99"/>
     <w:semiHidden/>
@@ -2739,7 +2786,7 @@
       </w:tblCellMar>
     </w:tblPr>
   </w:style>
-  <w:style w:type="numbering" w:default="1" w:styleId="a2">
+  <w:style w:type="numbering" w:default="1" w:styleId="NoList">
     <w:name w:val="No List"/>
     <w:uiPriority w:val="99"/>
     <w:semiHidden/>
@@ -2747,7 +2794,7 @@
   </w:style>
   <w:style w:type="paragraph" w:styleId="NormalWeb">
     <w:name w:val="Normal (Web)"/>
-    <w:basedOn w:val="a"/>
+    <w:basedOn w:val="Normal"/>
     <w:uiPriority w:val="99"/>
     <w:semiHidden/>
     <w:unhideWhenUsed/>
@@ -2762,9 +2809,9 @@
       <w:szCs w:val="24"/>
     </w:rPr>
   </w:style>
-  <w:style w:type="character" w:styleId="a3">
+  <w:style w:type="character" w:styleId="PlaceholderText">
     <w:name w:val="Placeholder Text"/>
-    <w:basedOn w:val="a0"/>
+    <w:basedOn w:val="DefaultParagraphFont"/>
     <w:uiPriority w:val="99"/>
     <w:semiHidden/>
     <w:rsid w:val="0045524C"/>
